--- a/InstractionToRun.docx
+++ b/InstractionToRun.docx
@@ -82,7 +82,15 @@
           <w:sz w:val="24"/>
           <w:szCs w:val="24"/>
         </w:rPr>
-        <w:t>PS C:\Users\ETI\Desktop\Greenify_DBMS&gt; Get-Content database\</w:t>
+        <w:t xml:space="preserve">PS C:\Users\ETI\Desktop\Greenify_DBMS&gt; </w:t>
+      </w:r>
+      <w:r>
+        <w:rPr>
+          <w:rFonts w:ascii="Times New Roman" w:hAnsi="Times New Roman" w:cs="Times New Roman"/>
+          <w:sz w:val="24"/>
+          <w:szCs w:val="24"/>
+        </w:rPr>
+        <w:t>Get-Content database\</w:t>
       </w:r>
       <w:proofErr w:type="spellStart"/>
       <w:r>
@@ -100,7 +108,7 @@
           <w:sz w:val="24"/>
           <w:szCs w:val="24"/>
         </w:rPr>
-        <w:t xml:space="preserve"> | C:\xsql.exe -u root</w:t>
+        <w:t xml:space="preserve"> | C:\xampp\mysql\bin\mysql.exe -u root</w:t>
       </w:r>
     </w:p>
     <w:p>
@@ -187,295 +195,300 @@
         </w:rPr>
         <w:t>Terminal 3:</w:t>
       </w:r>
-    </w:p>
-    <w:p>
-      <w:pPr>
-        <w:rPr>
-          <w:rFonts w:ascii="Times New Roman" w:hAnsi="Times New Roman" w:cs="Times New Roman"/>
-          <w:sz w:val="24"/>
-          <w:szCs w:val="24"/>
-        </w:rPr>
-      </w:pPr>
-      <w:r>
-        <w:rPr>
-          <w:rFonts w:ascii="Times New Roman" w:hAnsi="Times New Roman" w:cs="Times New Roman"/>
-          <w:sz w:val="24"/>
-          <w:szCs w:val="24"/>
-        </w:rPr>
-        <w:t>PS C:\Users\ETI\Desktop\Greenify_DBMS&gt; cd C:\Users\ETI\Desktop\Greenify_DBMS\mobile</w:t>
-      </w:r>
-    </w:p>
-    <w:p>
-      <w:pPr>
-        <w:rPr>
-          <w:rFonts w:ascii="Times New Roman" w:hAnsi="Times New Roman" w:cs="Times New Roman"/>
-          <w:sz w:val="24"/>
-          <w:szCs w:val="24"/>
-        </w:rPr>
-      </w:pPr>
-      <w:r>
-        <w:rPr>
-          <w:rFonts w:ascii="Times New Roman" w:hAnsi="Times New Roman" w:cs="Times New Roman"/>
-          <w:sz w:val="24"/>
-          <w:szCs w:val="24"/>
-        </w:rPr>
-        <w:t>&gt;&gt; C:\flutter\bin\flutter.bat run -d chrome</w:t>
-      </w:r>
-    </w:p>
-    <w:p>
-      <w:pPr>
-        <w:rPr>
-          <w:rFonts w:ascii="Times New Roman" w:hAnsi="Times New Roman" w:cs="Times New Roman"/>
-          <w:b/>
-          <w:color w:val="FF0000"/>
-          <w:sz w:val="24"/>
-          <w:szCs w:val="24"/>
-        </w:rPr>
-      </w:pPr>
-    </w:p>
-    <w:p>
-      <w:pPr>
-        <w:rPr>
-          <w:rFonts w:ascii="Times New Roman" w:hAnsi="Times New Roman" w:cs="Times New Roman"/>
-          <w:b/>
-          <w:color w:val="FF0000"/>
-          <w:sz w:val="24"/>
-          <w:szCs w:val="24"/>
-        </w:rPr>
-      </w:pPr>
-      <w:r>
-        <w:rPr>
-          <w:rFonts w:ascii="Times New Roman" w:hAnsi="Times New Roman" w:cs="Times New Roman"/>
-          <w:b/>
-          <w:color w:val="FF0000"/>
-          <w:sz w:val="24"/>
-          <w:szCs w:val="24"/>
-        </w:rPr>
-        <w:t>Note:</w:t>
-      </w:r>
-    </w:p>
-    <w:p>
-      <w:pPr>
-        <w:rPr>
-          <w:rFonts w:ascii="Times New Roman" w:hAnsi="Times New Roman" w:cs="Times New Roman"/>
-          <w:b/>
-          <w:sz w:val="24"/>
-          <w:szCs w:val="24"/>
-        </w:rPr>
-      </w:pPr>
-      <w:r>
-        <w:rPr>
-          <w:rFonts w:ascii="Times New Roman" w:hAnsi="Times New Roman" w:cs="Times New Roman"/>
-          <w:b/>
-          <w:sz w:val="24"/>
-          <w:szCs w:val="24"/>
-        </w:rPr>
-        <w:t xml:space="preserve">To check the 8000 port is free or not </w:t>
-      </w:r>
-    </w:p>
-    <w:p>
-      <w:pPr>
-        <w:rPr>
-          <w:rFonts w:ascii="Times New Roman" w:eastAsia="Times New Roman" w:hAnsi="Times New Roman" w:cs="Times New Roman"/>
-          <w:b/>
-          <w:color w:val="FF0000"/>
-          <w:sz w:val="24"/>
-          <w:szCs w:val="24"/>
-        </w:rPr>
-      </w:pPr>
-      <w:r>
-        <w:rPr>
-          <w:rFonts w:ascii="Times New Roman" w:eastAsia="Times New Roman" w:hAnsi="Times New Roman" w:cs="Times New Roman"/>
-          <w:b/>
-          <w:color w:val="FF0000"/>
-          <w:sz w:val="24"/>
-          <w:szCs w:val="24"/>
-        </w:rPr>
-        <w:t>Get-</w:t>
-      </w:r>
-      <w:proofErr w:type="spellStart"/>
-      <w:r>
-        <w:rPr>
-          <w:rFonts w:ascii="Times New Roman" w:eastAsia="Times New Roman" w:hAnsi="Times New Roman" w:cs="Times New Roman"/>
-          <w:b/>
-          <w:color w:val="FF0000"/>
-          <w:sz w:val="24"/>
-          <w:szCs w:val="24"/>
-        </w:rPr>
-        <w:t>NetTCPConnection</w:t>
-      </w:r>
-      <w:proofErr w:type="spellEnd"/>
-      <w:r>
-        <w:rPr>
-          <w:rFonts w:ascii="Times New Roman" w:eastAsia="Times New Roman" w:hAnsi="Times New Roman" w:cs="Times New Roman"/>
-          <w:b/>
-          <w:color w:val="FF0000"/>
-          <w:sz w:val="24"/>
-          <w:szCs w:val="24"/>
-        </w:rPr>
-        <w:t xml:space="preserve"> -</w:t>
-      </w:r>
-      <w:proofErr w:type="spellStart"/>
-      <w:r>
-        <w:rPr>
-          <w:rFonts w:ascii="Times New Roman" w:eastAsia="Times New Roman" w:hAnsi="Times New Roman" w:cs="Times New Roman"/>
-          <w:b/>
-          <w:color w:val="FF0000"/>
-          <w:sz w:val="24"/>
-          <w:szCs w:val="24"/>
-        </w:rPr>
-        <w:t>LocalPort</w:t>
-      </w:r>
-      <w:proofErr w:type="spellEnd"/>
-      <w:r>
-        <w:rPr>
-          <w:rFonts w:ascii="Times New Roman" w:eastAsia="Times New Roman" w:hAnsi="Times New Roman" w:cs="Times New Roman"/>
-          <w:b/>
-          <w:color w:val="FF0000"/>
-          <w:sz w:val="24"/>
-          <w:szCs w:val="24"/>
-        </w:rPr>
-        <w:t xml:space="preserve"> 8000 -</w:t>
-      </w:r>
-      <w:proofErr w:type="spellStart"/>
-      <w:r>
-        <w:rPr>
-          <w:rFonts w:ascii="Times New Roman" w:eastAsia="Times New Roman" w:hAnsi="Times New Roman" w:cs="Times New Roman"/>
-          <w:b/>
-          <w:color w:val="FF0000"/>
-          <w:sz w:val="24"/>
-          <w:szCs w:val="24"/>
-        </w:rPr>
-        <w:t>ErrorAction</w:t>
-      </w:r>
-      <w:proofErr w:type="spellEnd"/>
-      <w:r>
-        <w:rPr>
-          <w:rFonts w:ascii="Times New Roman" w:eastAsia="Times New Roman" w:hAnsi="Times New Roman" w:cs="Times New Roman"/>
-          <w:b/>
-          <w:color w:val="FF0000"/>
-          <w:sz w:val="24"/>
-          <w:szCs w:val="24"/>
-        </w:rPr>
-        <w:t xml:space="preserve"> </w:t>
-      </w:r>
-      <w:proofErr w:type="spellStart"/>
-      <w:r>
-        <w:rPr>
-          <w:rFonts w:ascii="Times New Roman" w:eastAsia="Times New Roman" w:hAnsi="Times New Roman" w:cs="Times New Roman"/>
-          <w:b/>
-          <w:color w:val="FF0000"/>
-          <w:sz w:val="24"/>
-          <w:szCs w:val="24"/>
-        </w:rPr>
-        <w:t>SilentlyContinue</w:t>
-      </w:r>
-      <w:proofErr w:type="spellEnd"/>
-    </w:p>
-    <w:p>
-      <w:pPr>
-        <w:rPr>
-          <w:rFonts w:ascii="Times New Roman" w:eastAsia="Times New Roman" w:hAnsi="Times New Roman" w:cs="Times New Roman"/>
-          <w:b/>
-          <w:sz w:val="24"/>
-          <w:szCs w:val="24"/>
-        </w:rPr>
-      </w:pPr>
-      <w:r>
-        <w:rPr>
-          <w:rFonts w:ascii="Times New Roman" w:eastAsia="Times New Roman" w:hAnsi="Times New Roman" w:cs="Times New Roman"/>
-          <w:b/>
-          <w:sz w:val="24"/>
-          <w:szCs w:val="24"/>
-        </w:rPr>
-        <w:t xml:space="preserve">If it returns </w:t>
-      </w:r>
-      <w:proofErr w:type="gramStart"/>
-      <w:r>
-        <w:rPr>
-          <w:rFonts w:ascii="Times New Roman" w:eastAsia="Times New Roman" w:hAnsi="Times New Roman" w:cs="Times New Roman"/>
-          <w:b/>
-          <w:sz w:val="24"/>
-          <w:szCs w:val="24"/>
-        </w:rPr>
-        <w:t>nothing</w:t>
-      </w:r>
-      <w:proofErr w:type="gramEnd"/>
-      <w:r>
-        <w:rPr>
-          <w:rFonts w:ascii="Times New Roman" w:eastAsia="Times New Roman" w:hAnsi="Times New Roman" w:cs="Times New Roman"/>
-          <w:b/>
-          <w:sz w:val="24"/>
-          <w:szCs w:val="24"/>
-        </w:rPr>
-        <w:t xml:space="preserve"> then the port is free</w:t>
-      </w:r>
-    </w:p>
-    <w:p>
-      <w:pPr>
-        <w:pStyle w:val="NormalWeb"/>
-        <w:rPr>
-          <w:b/>
-          <w:color w:val="FF0000"/>
-        </w:rPr>
-      </w:pPr>
-      <w:r>
-        <w:rPr>
-          <w:b/>
-        </w:rPr>
-        <w:t xml:space="preserve">Any port we can use from </w:t>
-      </w:r>
-      <w:r>
-        <w:rPr>
-          <w:rStyle w:val="HTMLCode"/>
-          <w:rFonts w:ascii="Times New Roman" w:hAnsi="Times New Roman" w:cs="Times New Roman"/>
-          <w:b/>
-          <w:color w:val="FF0000"/>
-          <w:sz w:val="24"/>
-          <w:szCs w:val="24"/>
-        </w:rPr>
-        <w:t>1024</w:t>
-      </w:r>
-      <w:r>
-        <w:rPr>
-          <w:b/>
-          <w:color w:val="FF0000"/>
-        </w:rPr>
-        <w:t xml:space="preserve"> – </w:t>
-      </w:r>
-      <w:r>
-        <w:rPr>
-          <w:rStyle w:val="HTMLCode"/>
-          <w:rFonts w:ascii="Times New Roman" w:hAnsi="Times New Roman" w:cs="Times New Roman"/>
-          <w:b/>
-          <w:color w:val="FF0000"/>
-          <w:sz w:val="24"/>
-          <w:szCs w:val="24"/>
-        </w:rPr>
-        <w:t>49151</w:t>
-      </w:r>
-    </w:p>
-    <w:p>
-      <w:pPr>
-        <w:pStyle w:val="NormalWeb"/>
-      </w:pPr>
-      <w:r>
-        <w:rPr>
-          <w:b/>
-        </w:rPr>
-        <w:t>Best practic</w:t>
-      </w:r>
-      <w:r>
-        <w:rPr>
-          <w:b/>
-        </w:rPr>
-        <w:t>e</w:t>
-      </w:r>
-      <w:r>
-        <w:t xml:space="preserve">  </w:t>
+      <w:r>
+        <w:rPr>
+          <w:rFonts w:ascii="Times New Roman" w:hAnsi="Times New Roman" w:cs="Times New Roman"/>
+          <w:b/>
+          <w:sz w:val="24"/>
+          <w:szCs w:val="24"/>
+        </w:rPr>
+        <w:t>(mobile directory)</w:t>
       </w:r>
       <w:bookmarkStart w:id="0" w:name="_GoBack"/>
       <w:bookmarkEnd w:id="0"/>
+    </w:p>
+    <w:p>
+      <w:pPr>
+        <w:rPr>
+          <w:rFonts w:ascii="Times New Roman" w:hAnsi="Times New Roman" w:cs="Times New Roman"/>
+          <w:sz w:val="24"/>
+          <w:szCs w:val="24"/>
+        </w:rPr>
+      </w:pPr>
+      <w:r>
+        <w:rPr>
+          <w:rFonts w:ascii="Times New Roman" w:hAnsi="Times New Roman" w:cs="Times New Roman"/>
+          <w:sz w:val="24"/>
+          <w:szCs w:val="24"/>
+        </w:rPr>
+        <w:t>PS C:\Users\ETI\Desktop\Greenify_DBMS</w:t>
+      </w:r>
+      <w:r>
+        <w:rPr>
+          <w:rFonts w:ascii="Times New Roman" w:hAnsi="Times New Roman" w:cs="Times New Roman"/>
+          <w:sz w:val="24"/>
+          <w:szCs w:val="24"/>
+        </w:rPr>
+        <w:t>\mobile</w:t>
+      </w:r>
+      <w:r>
+        <w:rPr>
+          <w:rFonts w:ascii="Times New Roman" w:hAnsi="Times New Roman" w:cs="Times New Roman"/>
+          <w:sz w:val="24"/>
+          <w:szCs w:val="24"/>
+        </w:rPr>
+        <w:t xml:space="preserve">&gt; </w:t>
+      </w:r>
+      <w:r>
+        <w:rPr>
+          <w:rFonts w:ascii="Times New Roman" w:hAnsi="Times New Roman" w:cs="Times New Roman"/>
+          <w:sz w:val="24"/>
+          <w:szCs w:val="24"/>
+        </w:rPr>
+        <w:t>C:\flutter\bin\flutter.bat run -d chrome</w:t>
+      </w:r>
+    </w:p>
+    <w:p>
+      <w:pPr>
+        <w:rPr>
+          <w:rFonts w:ascii="Times New Roman" w:hAnsi="Times New Roman" w:cs="Times New Roman"/>
+          <w:b/>
+          <w:color w:val="FF0000"/>
+          <w:sz w:val="24"/>
+          <w:szCs w:val="24"/>
+        </w:rPr>
+      </w:pPr>
+      <w:r>
+        <w:rPr>
+          <w:rFonts w:ascii="Times New Roman" w:hAnsi="Times New Roman" w:cs="Times New Roman"/>
+          <w:b/>
+          <w:color w:val="FF0000"/>
+          <w:sz w:val="24"/>
+          <w:szCs w:val="24"/>
+        </w:rPr>
+        <w:t>Note:</w:t>
+      </w:r>
+    </w:p>
+    <w:p>
+      <w:pPr>
+        <w:rPr>
+          <w:rFonts w:ascii="Times New Roman" w:hAnsi="Times New Roman" w:cs="Times New Roman"/>
+          <w:b/>
+          <w:sz w:val="24"/>
+          <w:szCs w:val="24"/>
+        </w:rPr>
+      </w:pPr>
+      <w:r>
+        <w:rPr>
+          <w:rFonts w:ascii="Times New Roman" w:hAnsi="Times New Roman" w:cs="Times New Roman"/>
+          <w:b/>
+          <w:sz w:val="24"/>
+          <w:szCs w:val="24"/>
+        </w:rPr>
+        <w:t xml:space="preserve">To check the 8000 port is free or not </w:t>
+      </w:r>
+    </w:p>
+    <w:p>
+      <w:pPr>
+        <w:rPr>
+          <w:rFonts w:ascii="Times New Roman" w:eastAsia="Times New Roman" w:hAnsi="Times New Roman" w:cs="Times New Roman"/>
+          <w:b/>
+          <w:color w:val="FF0000"/>
+          <w:sz w:val="24"/>
+          <w:szCs w:val="24"/>
+        </w:rPr>
+      </w:pPr>
+      <w:r>
+        <w:rPr>
+          <w:rFonts w:ascii="Times New Roman" w:eastAsia="Times New Roman" w:hAnsi="Times New Roman" w:cs="Times New Roman"/>
+          <w:b/>
+          <w:color w:val="FF0000"/>
+          <w:sz w:val="24"/>
+          <w:szCs w:val="24"/>
+        </w:rPr>
+        <w:t>Get-</w:t>
+      </w:r>
+      <w:proofErr w:type="spellStart"/>
+      <w:r>
+        <w:rPr>
+          <w:rFonts w:ascii="Times New Roman" w:eastAsia="Times New Roman" w:hAnsi="Times New Roman" w:cs="Times New Roman"/>
+          <w:b/>
+          <w:color w:val="FF0000"/>
+          <w:sz w:val="24"/>
+          <w:szCs w:val="24"/>
+        </w:rPr>
+        <w:t>NetTCPConnection</w:t>
+      </w:r>
+      <w:proofErr w:type="spellEnd"/>
+      <w:r>
+        <w:rPr>
+          <w:rFonts w:ascii="Times New Roman" w:eastAsia="Times New Roman" w:hAnsi="Times New Roman" w:cs="Times New Roman"/>
+          <w:b/>
+          <w:color w:val="FF0000"/>
+          <w:sz w:val="24"/>
+          <w:szCs w:val="24"/>
+        </w:rPr>
+        <w:t xml:space="preserve"> -</w:t>
+      </w:r>
+      <w:proofErr w:type="spellStart"/>
+      <w:r>
+        <w:rPr>
+          <w:rFonts w:ascii="Times New Roman" w:eastAsia="Times New Roman" w:hAnsi="Times New Roman" w:cs="Times New Roman"/>
+          <w:b/>
+          <w:color w:val="FF0000"/>
+          <w:sz w:val="24"/>
+          <w:szCs w:val="24"/>
+        </w:rPr>
+        <w:t>LocalPort</w:t>
+      </w:r>
+      <w:proofErr w:type="spellEnd"/>
+      <w:r>
+        <w:rPr>
+          <w:rFonts w:ascii="Times New Roman" w:eastAsia="Times New Roman" w:hAnsi="Times New Roman" w:cs="Times New Roman"/>
+          <w:b/>
+          <w:color w:val="FF0000"/>
+          <w:sz w:val="24"/>
+          <w:szCs w:val="24"/>
+        </w:rPr>
+        <w:t xml:space="preserve"> 8000 -</w:t>
+      </w:r>
+      <w:proofErr w:type="spellStart"/>
+      <w:r>
+        <w:rPr>
+          <w:rFonts w:ascii="Times New Roman" w:eastAsia="Times New Roman" w:hAnsi="Times New Roman" w:cs="Times New Roman"/>
+          <w:b/>
+          <w:color w:val="FF0000"/>
+          <w:sz w:val="24"/>
+          <w:szCs w:val="24"/>
+        </w:rPr>
+        <w:t>ErrorAction</w:t>
+      </w:r>
+      <w:proofErr w:type="spellEnd"/>
+      <w:r>
+        <w:rPr>
+          <w:rFonts w:ascii="Times New Roman" w:eastAsia="Times New Roman" w:hAnsi="Times New Roman" w:cs="Times New Roman"/>
+          <w:b/>
+          <w:color w:val="FF0000"/>
+          <w:sz w:val="24"/>
+          <w:szCs w:val="24"/>
+        </w:rPr>
+        <w:t xml:space="preserve"> </w:t>
+      </w:r>
+      <w:proofErr w:type="spellStart"/>
+      <w:r>
+        <w:rPr>
+          <w:rFonts w:ascii="Times New Roman" w:eastAsia="Times New Roman" w:hAnsi="Times New Roman" w:cs="Times New Roman"/>
+          <w:b/>
+          <w:color w:val="FF0000"/>
+          <w:sz w:val="24"/>
+          <w:szCs w:val="24"/>
+        </w:rPr>
+        <w:t>SilentlyContinue</w:t>
+      </w:r>
+      <w:proofErr w:type="spellEnd"/>
+    </w:p>
+    <w:p>
+      <w:pPr>
+        <w:rPr>
+          <w:rFonts w:ascii="Times New Roman" w:eastAsia="Times New Roman" w:hAnsi="Times New Roman" w:cs="Times New Roman"/>
+          <w:b/>
+          <w:sz w:val="24"/>
+          <w:szCs w:val="24"/>
+        </w:rPr>
+      </w:pPr>
+      <w:r>
+        <w:rPr>
+          <w:rFonts w:ascii="Times New Roman" w:eastAsia="Times New Roman" w:hAnsi="Times New Roman" w:cs="Times New Roman"/>
+          <w:b/>
+          <w:sz w:val="24"/>
+          <w:szCs w:val="24"/>
+        </w:rPr>
+        <w:t xml:space="preserve">If it returns </w:t>
+      </w:r>
+      <w:proofErr w:type="gramStart"/>
+      <w:r>
+        <w:rPr>
+          <w:rFonts w:ascii="Times New Roman" w:eastAsia="Times New Roman" w:hAnsi="Times New Roman" w:cs="Times New Roman"/>
+          <w:b/>
+          <w:sz w:val="24"/>
+          <w:szCs w:val="24"/>
+        </w:rPr>
+        <w:t>nothing</w:t>
+      </w:r>
+      <w:proofErr w:type="gramEnd"/>
+      <w:r>
+        <w:rPr>
+          <w:rFonts w:ascii="Times New Roman" w:eastAsia="Times New Roman" w:hAnsi="Times New Roman" w:cs="Times New Roman"/>
+          <w:b/>
+          <w:sz w:val="24"/>
+          <w:szCs w:val="24"/>
+        </w:rPr>
+        <w:t xml:space="preserve"> then the port is free</w:t>
+      </w:r>
+    </w:p>
+    <w:p>
+      <w:pPr>
+        <w:pStyle w:val="NormalWeb"/>
+        <w:rPr>
+          <w:b/>
+          <w:color w:val="FF0000"/>
+        </w:rPr>
+      </w:pPr>
+      <w:r>
+        <w:rPr>
+          <w:b/>
+        </w:rPr>
+        <w:t xml:space="preserve">Any port we can use from </w:t>
+      </w:r>
+      <w:r>
+        <w:rPr>
+          <w:rStyle w:val="HTMLCode"/>
+          <w:rFonts w:ascii="Times New Roman" w:hAnsi="Times New Roman" w:cs="Times New Roman"/>
+          <w:b/>
+          <w:color w:val="FF0000"/>
+          <w:sz w:val="24"/>
+          <w:szCs w:val="24"/>
+        </w:rPr>
+        <w:t>1024</w:t>
+      </w:r>
+      <w:r>
+        <w:rPr>
+          <w:b/>
+          <w:color w:val="FF0000"/>
+        </w:rPr>
+        <w:t xml:space="preserve"> – </w:t>
+      </w:r>
+      <w:r>
+        <w:rPr>
+          <w:rStyle w:val="HTMLCode"/>
+          <w:rFonts w:ascii="Times New Roman" w:hAnsi="Times New Roman" w:cs="Times New Roman"/>
+          <w:b/>
+          <w:color w:val="FF0000"/>
+          <w:sz w:val="24"/>
+          <w:szCs w:val="24"/>
+        </w:rPr>
+        <w:t>49151</w:t>
+      </w:r>
+    </w:p>
+    <w:p>
+      <w:pPr>
+        <w:pStyle w:val="NormalWeb"/>
+      </w:pPr>
+      <w:r>
+        <w:rPr>
+          <w:b/>
+        </w:rPr>
+        <w:t>Best practic</w:t>
+      </w:r>
+      <w:r>
+        <w:rPr>
+          <w:b/>
+        </w:rPr>
+        <w:t>e</w:t>
+      </w:r>
+      <w:r>
+        <w:t xml:space="preserve">  </w:t>
+      </w:r>
       <w:r>
         <w:rPr>
           <w:b/>
